--- a/checklist/STROBE-checklist.docx
+++ b/checklist/STROBE-checklist.docx
@@ -30,6 +30,22 @@
         <w:pStyle w:val="TableTitle"/>
       </w:pPr>
     </w:p>
+    <w:p>
+      <w:pPr>
+        <w:pStyle w:val="TableTitle"/>
+      </w:pPr>
+      <w:r>
+        <w:t xml:space="preserve">Paper: </w:t>
+      </w:r>
+      <w:r>
+        <w:t>Are peer reviewers influenced by their work being cited?</w:t>
+      </w:r>
+    </w:p>
+    <w:p>
+      <w:pPr>
+        <w:pStyle w:val="TableTitle"/>
+      </w:pPr>
+    </w:p>
     <w:tbl>
       <w:tblPr>
         <w:tblW w:w="14992" w:type="dxa"/>
@@ -873,6 +889,12 @@
                 <w:sz w:val="20"/>
               </w:rPr>
             </w:pPr>
+            <w:r>
+              <w:rPr>
+                <w:sz w:val="20"/>
+              </w:rPr>
+              <w:t>3</w:t>
+            </w:r>
           </w:p>
         </w:tc>
         <w:tc>
@@ -983,6 +1005,12 @@
                 <w:sz w:val="20"/>
               </w:rPr>
             </w:pPr>
+            <w:r>
+              <w:rPr>
+                <w:sz w:val="20"/>
+              </w:rPr>
+              <w:t>2</w:t>
+            </w:r>
           </w:p>
         </w:tc>
         <w:tc>
@@ -1172,6 +1200,12 @@
                 <w:sz w:val="20"/>
               </w:rPr>
             </w:pPr>
+            <w:r>
+              <w:rPr>
+                <w:sz w:val="20"/>
+              </w:rPr>
+              <w:t>2 to 3</w:t>
+            </w:r>
           </w:p>
         </w:tc>
         <w:tc>
@@ -1329,6 +1363,12 @@
                 <w:sz w:val="20"/>
               </w:rPr>
             </w:pPr>
+            <w:r>
+              <w:rPr>
+                <w:sz w:val="20"/>
+              </w:rPr>
+              <w:t>3</w:t>
+            </w:r>
           </w:p>
         </w:tc>
         <w:tc>
@@ -1451,6 +1491,12 @@
                 <w:sz w:val="20"/>
               </w:rPr>
             </w:pPr>
+            <w:r>
+              <w:rPr>
+                <w:sz w:val="20"/>
+              </w:rPr>
+              <w:t>3 to 4</w:t>
+            </w:r>
           </w:p>
         </w:tc>
         <w:tc>
@@ -1467,6 +1513,12 @@
                 <w:sz w:val="20"/>
               </w:rPr>
             </w:pPr>
+            <w:r>
+              <w:rPr>
+                <w:sz w:val="20"/>
+              </w:rPr>
+              <w:t>Statistical methods section</w:t>
+            </w:r>
           </w:p>
         </w:tc>
       </w:tr>
@@ -1497,6 +1549,7 @@
                 <w:bCs/>
                 <w:sz w:val="20"/>
               </w:rPr>
+              <w:lastRenderedPageBreak/>
               <w:t>Data sources/</w:t>
             </w:r>
             <w:bookmarkStart w:id="33" w:name="bold18"/>
@@ -1595,6 +1648,12 @@
                 <w:sz w:val="20"/>
               </w:rPr>
             </w:pPr>
+            <w:r>
+              <w:rPr>
+                <w:sz w:val="20"/>
+              </w:rPr>
+              <w:t>2 to 3</w:t>
+            </w:r>
           </w:p>
         </w:tc>
         <w:tc>
@@ -1612,6 +1671,12 @@
                 <w:sz w:val="20"/>
               </w:rPr>
             </w:pPr>
+            <w:r>
+              <w:rPr>
+                <w:sz w:val="20"/>
+              </w:rPr>
+              <w:t>Data extraction section</w:t>
+            </w:r>
           </w:p>
         </w:tc>
       </w:tr>
@@ -1703,6 +1768,13 @@
                 <w:sz w:val="20"/>
               </w:rPr>
             </w:pPr>
+            <w:r>
+              <w:rPr>
+                <w:color w:val="000000"/>
+                <w:sz w:val="20"/>
+              </w:rPr>
+              <w:t>3</w:t>
+            </w:r>
           </w:p>
         </w:tc>
         <w:tc>
@@ -1720,6 +1792,41 @@
                 <w:sz w:val="20"/>
               </w:rPr>
             </w:pPr>
+            <w:r>
+              <w:rPr>
+                <w:color w:val="000000"/>
+                <w:sz w:val="20"/>
+              </w:rPr>
+              <w:t xml:space="preserve">Study design section and Supplements </w:t>
+            </w:r>
+            <w:r>
+              <w:rPr>
+                <w:color w:val="000000"/>
+                <w:sz w:val="20"/>
+              </w:rPr>
+              <w:t>S</w:t>
+            </w:r>
+            <w:r>
+              <w:rPr>
+                <w:color w:val="000000"/>
+                <w:sz w:val="20"/>
+              </w:rPr>
+              <w:t>.</w:t>
+            </w:r>
+            <w:r>
+              <w:rPr>
+                <w:color w:val="000000"/>
+                <w:sz w:val="20"/>
+              </w:rPr>
+              <w:t>2, S.5 and S.6</w:t>
+            </w:r>
+            <w:r>
+              <w:rPr>
+                <w:color w:val="000000"/>
+                <w:sz w:val="20"/>
+              </w:rPr>
+              <w:t xml:space="preserve"> </w:t>
+            </w:r>
           </w:p>
         </w:tc>
       </w:tr>
@@ -1747,7 +1854,6 @@
                 <w:bCs/>
                 <w:sz w:val="20"/>
               </w:rPr>
-              <w:lastRenderedPageBreak/>
               <w:t>Study size</w:t>
             </w:r>
           </w:p>
@@ -1809,6 +1915,12 @@
                 <w:sz w:val="20"/>
               </w:rPr>
             </w:pPr>
+            <w:r>
+              <w:rPr>
+                <w:sz w:val="20"/>
+              </w:rPr>
+              <w:t>14</w:t>
+            </w:r>
           </w:p>
         </w:tc>
         <w:tc>
@@ -1825,6 +1937,12 @@
                 <w:sz w:val="20"/>
               </w:rPr>
             </w:pPr>
+            <w:r>
+              <w:rPr>
+                <w:sz w:val="20"/>
+              </w:rPr>
+              <w:t>Supplement S.1</w:t>
+            </w:r>
           </w:p>
         </w:tc>
       </w:tr>
@@ -1953,6 +2071,12 @@
                 <w:sz w:val="20"/>
               </w:rPr>
             </w:pPr>
+            <w:r>
+              <w:rPr>
+                <w:sz w:val="20"/>
+              </w:rPr>
+              <w:t>3</w:t>
+            </w:r>
           </w:p>
         </w:tc>
         <w:tc>
@@ -1969,6 +2093,18 @@
                 <w:sz w:val="20"/>
               </w:rPr>
             </w:pPr>
+            <w:r>
+              <w:rPr>
+                <w:sz w:val="20"/>
+              </w:rPr>
+              <w:t>Study design</w:t>
+            </w:r>
+            <w:r>
+              <w:rPr>
+                <w:sz w:val="20"/>
+              </w:rPr>
+              <w:t xml:space="preserve"> section</w:t>
+            </w:r>
           </w:p>
         </w:tc>
       </w:tr>
@@ -2076,6 +2212,12 @@
                 <w:sz w:val="20"/>
               </w:rPr>
             </w:pPr>
+            <w:r>
+              <w:rPr>
+                <w:sz w:val="20"/>
+              </w:rPr>
+              <w:t>3 to 4</w:t>
+            </w:r>
           </w:p>
         </w:tc>
         <w:tc>
@@ -2190,7 +2332,7 @@
               <w:rPr>
                 <w:sz w:val="20"/>
               </w:rPr>
-              <w:t>N/A</w:t>
+              <w:t>17 to 18</w:t>
             </w:r>
           </w:p>
         </w:tc>
@@ -2208,6 +2350,12 @@
                 <w:sz w:val="20"/>
               </w:rPr>
             </w:pPr>
+            <w:r>
+              <w:rPr>
+                <w:sz w:val="20"/>
+              </w:rPr>
+              <w:t>Supplement S.5</w:t>
+            </w:r>
           </w:p>
         </w:tc>
       </w:tr>
@@ -2480,6 +2628,12 @@
                 <w:sz w:val="20"/>
               </w:rPr>
             </w:pPr>
+            <w:r>
+              <w:rPr>
+                <w:sz w:val="20"/>
+              </w:rPr>
+              <w:t>3</w:t>
+            </w:r>
           </w:p>
         </w:tc>
         <w:tc>
@@ -2605,6 +2759,12 @@
                 <w:sz w:val="20"/>
               </w:rPr>
             </w:pPr>
+            <w:r>
+              <w:rPr>
+                <w:sz w:val="20"/>
+              </w:rPr>
+              <w:t>16 to 22</w:t>
+            </w:r>
           </w:p>
         </w:tc>
         <w:tc>
@@ -2631,7 +2791,31 @@
               <w:rPr>
                 <w:sz w:val="20"/>
               </w:rPr>
-              <w:t xml:space="preserve"> x</w:t>
+              <w:t>s</w:t>
+            </w:r>
+            <w:r>
+              <w:rPr>
+                <w:sz w:val="20"/>
+              </w:rPr>
+              <w:t xml:space="preserve"> </w:t>
+            </w:r>
+            <w:r>
+              <w:rPr>
+                <w:sz w:val="20"/>
+              </w:rPr>
+              <w:t>S.</w:t>
+            </w:r>
+            <w:r>
+              <w:rPr>
+                <w:sz w:val="20"/>
+              </w:rPr>
+              <w:t>4, S.5</w:t>
+            </w:r>
+            <w:r>
+              <w:rPr>
+                <w:sz w:val="20"/>
+              </w:rPr>
+              <w:t xml:space="preserve"> and S.6</w:t>
             </w:r>
           </w:p>
         </w:tc>
@@ -2747,7 +2931,21 @@
               <w:rPr>
                 <w:sz w:val="20"/>
               </w:rPr>
-              <w:t>Report numbers of individuals at each stage of study—eg numbers potentially eligible, examined for eligibility, confirmed eligible, included in the study, completing follow-up, and analysed</w:t>
+              <w:t>Report numbers of individuals at each stage of study—</w:t>
+            </w:r>
+            <w:proofErr w:type="spellStart"/>
+            <w:r>
+              <w:rPr>
+                <w:sz w:val="20"/>
+              </w:rPr>
+              <w:t>eg</w:t>
+            </w:r>
+            <w:proofErr w:type="spellEnd"/>
+            <w:r>
+              <w:rPr>
+                <w:sz w:val="20"/>
+              </w:rPr>
+              <w:t xml:space="preserve"> numbers potentially eligible, examined for eligibility, confirmed eligible, included in the study, completing follow-up, and analysed</w:t>
             </w:r>
           </w:p>
         </w:tc>
@@ -2765,6 +2963,12 @@
                 <w:sz w:val="20"/>
               </w:rPr>
             </w:pPr>
+            <w:r>
+              <w:rPr>
+                <w:sz w:val="20"/>
+              </w:rPr>
+              <w:t>14</w:t>
+            </w:r>
           </w:p>
         </w:tc>
         <w:tc>
@@ -2868,6 +3072,12 @@
                 <w:sz w:val="20"/>
               </w:rPr>
             </w:pPr>
+            <w:r>
+              <w:rPr>
+                <w:sz w:val="20"/>
+              </w:rPr>
+              <w:t>14</w:t>
+            </w:r>
           </w:p>
         </w:tc>
         <w:tc>
@@ -2975,6 +3185,12 @@
                 <w:sz w:val="20"/>
               </w:rPr>
             </w:pPr>
+            <w:r>
+              <w:rPr>
+                <w:sz w:val="20"/>
+              </w:rPr>
+              <w:t>14</w:t>
+            </w:r>
           </w:p>
         </w:tc>
         <w:tc>
@@ -3103,7 +3319,21 @@
               <w:rPr>
                 <w:sz w:val="20"/>
               </w:rPr>
-              <w:t>Give characteristics of study participants (eg demographic, clinical, social) and information on exposures and potential confounders</w:t>
+              <w:t>Give characteristics of study participants (</w:t>
+            </w:r>
+            <w:proofErr w:type="spellStart"/>
+            <w:r>
+              <w:rPr>
+                <w:sz w:val="20"/>
+              </w:rPr>
+              <w:t>eg</w:t>
+            </w:r>
+            <w:proofErr w:type="spellEnd"/>
+            <w:r>
+              <w:rPr>
+                <w:sz w:val="20"/>
+              </w:rPr>
+              <w:t xml:space="preserve"> demographic, clinical, social) and information on exposures and potential confounders</w:t>
             </w:r>
           </w:p>
         </w:tc>
@@ -3121,6 +3351,12 @@
                 <w:sz w:val="20"/>
               </w:rPr>
             </w:pPr>
+            <w:r>
+              <w:rPr>
+                <w:sz w:val="20"/>
+              </w:rPr>
+              <w:t>5</w:t>
+            </w:r>
           </w:p>
         </w:tc>
         <w:tc>
@@ -3318,7 +3554,21 @@
               <w:rPr>
                 <w:sz w:val="20"/>
               </w:rPr>
-              <w:t>—Summarise follow-up time (eg, average and total amount)</w:t>
+              <w:t>—Summarise follow-up time (</w:t>
+            </w:r>
+            <w:proofErr w:type="spellStart"/>
+            <w:r>
+              <w:rPr>
+                <w:sz w:val="20"/>
+              </w:rPr>
+              <w:t>eg</w:t>
+            </w:r>
+            <w:proofErr w:type="spellEnd"/>
+            <w:r>
+              <w:rPr>
+                <w:sz w:val="20"/>
+              </w:rPr>
+              <w:t>, average and total amount)</w:t>
             </w:r>
           </w:p>
         </w:tc>
@@ -3572,10 +3822,17 @@
               </w:tabs>
               <w:jc w:val="center"/>
               <w:rPr>
-                <w:i/>
-                <w:sz w:val="20"/>
-              </w:rPr>
-            </w:pPr>
+                <w:iCs/>
+                <w:sz w:val="20"/>
+              </w:rPr>
+            </w:pPr>
+            <w:r>
+              <w:rPr>
+                <w:iCs/>
+                <w:sz w:val="20"/>
+              </w:rPr>
+              <w:t>5</w:t>
+            </w:r>
           </w:p>
         </w:tc>
         <w:tc>
@@ -3807,7 +4064,21 @@
               <w:rPr>
                 <w:sz w:val="20"/>
               </w:rPr>
-              <w:t>Give unadjusted estimates and, if applicable, confounder-adjusted estimates and their precision (eg, 95% confidence interval). Make clear which confounders were adjusted for and why they were included</w:t>
+              <w:t>Give unadjusted estimates and, if applicable, confounder-adjusted estimates and their precision (</w:t>
+            </w:r>
+            <w:proofErr w:type="spellStart"/>
+            <w:r>
+              <w:rPr>
+                <w:sz w:val="20"/>
+              </w:rPr>
+              <w:t>eg</w:t>
+            </w:r>
+            <w:proofErr w:type="spellEnd"/>
+            <w:r>
+              <w:rPr>
+                <w:sz w:val="20"/>
+              </w:rPr>
+              <w:t>, 95% confidence interval). Make clear which confounders were adjusted for and why they were included</w:t>
             </w:r>
           </w:p>
         </w:tc>
@@ -3825,6 +4096,12 @@
                 <w:sz w:val="20"/>
               </w:rPr>
             </w:pPr>
+            <w:r>
+              <w:rPr>
+                <w:sz w:val="20"/>
+              </w:rPr>
+              <w:t>19 to 22</w:t>
+            </w:r>
           </w:p>
         </w:tc>
         <w:tc>
@@ -3845,7 +4122,19 @@
               <w:rPr>
                 <w:sz w:val="20"/>
               </w:rPr>
-              <w:t>Supplement x</w:t>
+              <w:t xml:space="preserve">Supplement </w:t>
+            </w:r>
+            <w:r>
+              <w:rPr>
+                <w:sz w:val="20"/>
+              </w:rPr>
+              <w:t>S.</w:t>
+            </w:r>
+            <w:r>
+              <w:rPr>
+                <w:sz w:val="20"/>
+              </w:rPr>
+              <w:t>6</w:t>
             </w:r>
           </w:p>
         </w:tc>
@@ -4092,19 +4381,6 @@
       <w:bookmarkStart w:id="81" w:name="bold44"/>
       <w:bookmarkEnd w:id="78"/>
       <w:bookmarkEnd w:id="79"/>
-      <w:r>
-        <w:rPr>
-          <w:sz w:val="16"/>
-          <w:szCs w:val="16"/>
-        </w:rPr>
-        <w:t>Continued on next page</w:t>
-      </w:r>
-      <w:r>
-        <w:t xml:space="preserve"> </w:t>
-      </w:r>
-      <w:r>
-        <w:br w:type="page"/>
-      </w:r>
     </w:p>
     <w:tbl>
       <w:tblPr>
@@ -4128,6 +4404,8 @@
           <w:tcPr>
             <w:tcW w:w="0" w:type="auto"/>
           </w:tcPr>
+          <w:bookmarkEnd w:id="80"/>
+          <w:bookmarkEnd w:id="81"/>
           <w:p>
             <w:pPr>
               <w:tabs>
@@ -4143,11 +4421,8 @@
                 <w:bCs/>
                 <w:sz w:val="20"/>
               </w:rPr>
-              <w:lastRenderedPageBreak/>
               <w:t>Other analyses</w:t>
             </w:r>
-            <w:bookmarkEnd w:id="80"/>
-            <w:bookmarkEnd w:id="81"/>
           </w:p>
         </w:tc>
         <w:tc>
@@ -4189,7 +4464,21 @@
               <w:rPr>
                 <w:sz w:val="20"/>
               </w:rPr>
-              <w:t>Report other analyses done—eg analyses of subgroups and interactions, and sensitivity analyses</w:t>
+              <w:t>Report other analyses done—</w:t>
+            </w:r>
+            <w:proofErr w:type="spellStart"/>
+            <w:r>
+              <w:rPr>
+                <w:sz w:val="20"/>
+              </w:rPr>
+              <w:t>eg</w:t>
+            </w:r>
+            <w:proofErr w:type="spellEnd"/>
+            <w:r>
+              <w:rPr>
+                <w:sz w:val="20"/>
+              </w:rPr>
+              <w:t xml:space="preserve"> analyses of subgroups and interactions, and sensitivity analyses</w:t>
             </w:r>
           </w:p>
         </w:tc>
@@ -4207,6 +4496,12 @@
                 <w:sz w:val="20"/>
               </w:rPr>
             </w:pPr>
+            <w:r>
+              <w:rPr>
+                <w:sz w:val="20"/>
+              </w:rPr>
+              <w:t>16 to 22</w:t>
+            </w:r>
           </w:p>
         </w:tc>
         <w:tc>
@@ -4223,6 +4518,12 @@
                 <w:sz w:val="20"/>
               </w:rPr>
             </w:pPr>
+            <w:r>
+              <w:rPr>
+                <w:sz w:val="20"/>
+              </w:rPr>
+              <w:t>Supplements S.4, S.5 and S.6</w:t>
+            </w:r>
           </w:p>
         </w:tc>
       </w:tr>
@@ -4338,6 +4639,12 @@
                 <w:sz w:val="20"/>
               </w:rPr>
             </w:pPr>
+            <w:r>
+              <w:rPr>
+                <w:sz w:val="20"/>
+              </w:rPr>
+              <w:t>11</w:t>
+            </w:r>
           </w:p>
         </w:tc>
         <w:tc>
@@ -4448,6 +4755,12 @@
                 <w:sz w:val="20"/>
               </w:rPr>
             </w:pPr>
+            <w:r>
+              <w:rPr>
+                <w:sz w:val="20"/>
+              </w:rPr>
+              <w:t>12 to 13</w:t>
+            </w:r>
           </w:p>
         </w:tc>
         <w:tc>
@@ -4464,6 +4777,18 @@
                 <w:sz w:val="20"/>
               </w:rPr>
             </w:pPr>
+            <w:r>
+              <w:rPr>
+                <w:sz w:val="20"/>
+              </w:rPr>
+              <w:t>Strengths and l</w:t>
+            </w:r>
+            <w:r>
+              <w:rPr>
+                <w:sz w:val="20"/>
+              </w:rPr>
+              <w:t>imitations section</w:t>
+            </w:r>
           </w:p>
         </w:tc>
       </w:tr>
@@ -4552,6 +4877,12 @@
                 <w:sz w:val="20"/>
               </w:rPr>
             </w:pPr>
+            <w:r>
+              <w:rPr>
+                <w:sz w:val="20"/>
+              </w:rPr>
+              <w:t>11</w:t>
+            </w:r>
           </w:p>
         </w:tc>
         <w:tc>
@@ -4568,6 +4899,12 @@
                 <w:sz w:val="20"/>
               </w:rPr>
             </w:pPr>
+            <w:r>
+              <w:rPr>
+                <w:sz w:val="20"/>
+              </w:rPr>
+              <w:t>Discussion section</w:t>
+            </w:r>
           </w:p>
         </w:tc>
       </w:tr>
@@ -4656,6 +4993,12 @@
                 <w:sz w:val="20"/>
               </w:rPr>
             </w:pPr>
+            <w:r>
+              <w:rPr>
+                <w:sz w:val="20"/>
+              </w:rPr>
+              <w:t>13</w:t>
+            </w:r>
           </w:p>
         </w:tc>
         <w:tc>
@@ -4672,6 +5015,18 @@
                 <w:sz w:val="20"/>
               </w:rPr>
             </w:pPr>
+            <w:r>
+              <w:rPr>
+                <w:sz w:val="20"/>
+              </w:rPr>
+              <w:t xml:space="preserve">Paragraph in </w:t>
+            </w:r>
+            <w:r>
+              <w:rPr>
+                <w:sz w:val="20"/>
+              </w:rPr>
+              <w:t>Strengths and limitations section</w:t>
+            </w:r>
           </w:p>
         </w:tc>
       </w:tr>
